--- a/caso-socorro-baron/GUIA_OPERATIVA_LETRA_Y_PENDIENTES.docx
+++ b/caso-socorro-baron/GUIA_OPERATIVA_LETRA_Y_PENDIENTES.docx
@@ -82,7 +82,7 @@
           <w:b w:val="0"/>
           <w:i w:val="0"/>
         </w:rPr>
-        <w:t xml:space="preserve"> El art. 622 del C. de Co. autoriza al tenedor a llenar los espacios "antes de presentar el título para el ejercicio del derecho que en él se incorpora". Sin valor, sin vencimiento y sin firma de la giradora el juez niega el mandamiento (art. 430 CGP: la obligación no sería clara ni exigible). Debe llenarse </w:t>
+        <w:t xml:space="preserve"> El art. 622 del C. de Co. autoriza al tenedor a llenar los espacios "antes de presentar el título para el ejercicio del derecho que en él se incorpora". Sin valor, sin vencimiento y sin firma de la giradora el juez niega el mandamiento (arts. 422 y 430 CGP: la obligación no sería clara ni exigible). Debe llenarse </w:t>
       </w:r>
       <w:r>
         <w:rPr>
@@ -124,7 +124,7 @@
           <w:b w:val="0"/>
           <w:i w:val="0"/>
         </w:rPr>
-        <w:t xml:space="preserve"> La conciliación extrajudicial no es exigible en procesos ejecutivos (el requisito de la Ley 2220 de 2022, art. 67, y antes de la Ley 640 de 2001, art. 35, se limita a procesos declarativos) y, además, se solicitan medidas cautelares. Tampoco se requiere requerimiento previo para constituir en mora: la letra tiene fecha cierta de vencimiento (art. 1608, num. 1, C.C.).</w:t>
+        <w:t xml:space="preserve"> La conciliación extrajudicial no es exigible en procesos ejecutivos (el requisito de la Ley 2220 de 2022, arts. 67 y ss., y antes de la Ley 640 de 2001, arts. 35 y 38, se limita a procesos declarativos) y, además, se solicitan medidas cautelares. Tampoco se requiere requerimiento previo para constituir en mora: la letra tiene fecha cierta de vencimiento (art. 1608, num. 1, C.C.).</w:t>
       </w:r>
     </w:p>
     <w:p>
@@ -271,14 +271,14 @@
           <w:b/>
           <w:i w:val="0"/>
         </w:rPr>
-        <w:t>Medidas cautelares en escrito separado</w:t>
+        <w:t>Medidas cautelares en memorial separado</w:t>
       </w:r>
       <w:r>
         <w:rPr>
           <w:b w:val="0"/>
           <w:i w:val="0"/>
         </w:rPr>
-        <w:t xml:space="preserve"> (varios despachos lo exigen para que no vaya en el traslado): embargo del inmueble 260-64376 y de la quinta parte del salario que exceda del mínimo; embargo de cuentas opcional.</w:t>
+        <w:t xml:space="preserve"> (varios despachos lo exigen para que no vaya en el traslado): embargo del inmueble 260-64376 (sin secuestro por ahora: el secuestro de la vivienda genera honorarios de secuestre y conflicto familiar y solo es indispensable antes del remate) y embargo de la quinta parte del salario que exceda del mínimo, con exclusión de prestaciones sociales (art. 344 CST). El embargo de cuentas bancarias se dejó fuera del escrito inicial: los depósitos de ahorro son inembargables hasta el tope anual del art. 126 EOSF, el salario se consigna en cuenta (riesgo de doble afectación) y diez oficios bancarios en mínima cuantía demoran el mandamiento; se puede pedir después si inmueble y salario resultan insuficientes.</w:t>
       </w:r>
     </w:p>
     <w:p>
@@ -1040,7 +1040,7 @@
                 <w:i w:val="0"/>
                 <w:sz w:val="19"/>
               </w:rPr>
-              <w:t>No se cobran intereses de plazo. El texto preimpreso "y de mora a la tasa máxima legal autorizada" se deja intacto.</w:t>
+              <w:t>No se cobran intereses de plazo. Escribir "0 (cero)" y no dejar el espacio vacío ni tacharlo (un espacio vacío o una tachadura se prestan a alegar alteración). El texto preimpreso "y de mora a la tasa máxima legal autorizada" se deja intacto.</w:t>
             </w:r>
           </w:p>
         </w:tc>
@@ -1233,7 +1233,7 @@
                 <w:i w:val="0"/>
                 <w:sz w:val="19"/>
               </w:rPr>
-              <w:t xml:space="preserve"> Es la firma del creador del título (art. 621, num. 2, C. de Co.). Sin ella el título es atacable; con ella, la STC4164-2019 y el art. 676 cierran la discusión.</w:t>
+              <w:t xml:space="preserve"> Es la firma del creador del título (art. 621, num. 2, C. de Co.). Firma una sola vez, como giradora; como beneficiaria no firma (art. 676).</w:t>
             </w:r>
           </w:p>
         </w:tc>
@@ -1334,7 +1334,7 @@
           <w:b w:val="0"/>
           <w:i w:val="0"/>
         </w:rPr>
-        <w:t xml:space="preserve"> demanda, poder, escrito de medidas y anexos por el canal digital de la Rama Judicial para Cúcuta, y entregar el original físico de la letra al juzgado cuando lo pida (llevarlo el día de la radicación si se radica en ventanilla).</w:t>
+        <w:t xml:space="preserve"> demanda, poder, escrito de medidas y anexos por el canal digital de la Rama Judicial para Cúcuta, y entregar el original físico de la letra al juzgado cuando lo pida (llevarlo el día de la radicación si se radica en ventanilla). Antes de llenar la letra deben estar resueltos los pendientes 1, 13 y 14 (valor) y reunida la prueba del pendiente 15.</w:t>
       </w:r>
     </w:p>
     <w:p>
@@ -1603,6 +1603,65 @@
           </w:p>
         </w:tc>
       </w:tr>
+      <w:tr>
+        <w:tc>
+          <w:tcPr>
+            <w:tcW w:type="dxa" w:w="3118"/>
+          </w:tcPr>
+          <w:p>
+            <w:pPr>
+              <w:spacing w:after="40"/>
+            </w:pPr>
+            <w:r/>
+            <w:r>
+              <w:rPr>
+                <w:b w:val="0"/>
+                <w:i w:val="0"/>
+                <w:sz w:val="19"/>
+              </w:rPr>
+              <w:t>D – Si el apunte "1.500.000 se abonó a capital" resulta ser un abono ADICIONAL de los deudores (y no parte de los $4.778.118)</w:t>
+            </w:r>
+          </w:p>
+        </w:tc>
+        <w:tc>
+          <w:tcPr>
+            <w:tcW w:type="dxa" w:w="4252"/>
+          </w:tcPr>
+          <w:p>
+            <w:pPr>
+              <w:spacing w:after="40"/>
+            </w:pPr>
+            <w:r/>
+            <w:r>
+              <w:rPr>
+                <w:b w:val="0"/>
+                <w:i w:val="0"/>
+                <w:sz w:val="19"/>
+              </w:rPr>
+              <w:t>Escenario A − $1.500.000</w:t>
+            </w:r>
+          </w:p>
+        </w:tc>
+        <w:tc>
+          <w:tcPr>
+            <w:tcW w:type="dxa" w:w="2268"/>
+          </w:tcPr>
+          <w:p>
+            <w:pPr>
+              <w:spacing w:after="40"/>
+            </w:pPr>
+            <w:r/>
+            <w:r>
+              <w:rPr>
+                <w:b w:val="0"/>
+                <w:i w:val="0"/>
+                <w:sz w:val="19"/>
+              </w:rPr>
+              <w:t>$19.606.522</w:t>
+            </w:r>
+          </w:p>
+        </w:tc>
+      </w:tr>
     </w:tbl>
     <w:p>
       <w:pPr>
@@ -1619,7 +1678,21 @@
           <w:b w:val="0"/>
           <w:i w:val="0"/>
         </w:rPr>
-        <w:t>Los $100.000 de la declaración de renta, los €460 debidos a Martha ($1.978.000) y los intereses que la clienta paga al banco no van en la letra: son rubros ajenos al capital prestado o acreencias de terceros, y su inclusión sería exactamente el "llenado contrario a las instrucciones" que la deudora puede probar con la propia libreta de la clienta (Corte Constitucional T-673 de 2010 y T-060 de 2012). Los intereses moratorios al tope legal compensan en adelante el costo financiero.</w:t>
+        <w:t xml:space="preserve">Los $100.000 de la declaración de renta, los €460 debidos a Martha ($1.978.000) y los intereses que la clienta paga al banco no van en la letra: son rubros ajenos al capital prestado o acreencias de terceros, y su inclusión sería exactamente el "llenado contrario a las instrucciones" que la deudora puede probar con la propia libreta de la clienta (Corte Constitucional T-673 de 2010 y T-060 de 2012). Los intereses moratorios al tope legal compensan en adelante el costo financiero. </w:t>
+      </w:r>
+      <w:r>
+        <w:rPr>
+          <w:b/>
+          <w:i w:val="0"/>
+        </w:rPr>
+        <w:t>Regla ante la duda: el menor valor.</w:t>
+      </w:r>
+      <w:r>
+        <w:rPr>
+          <w:b w:val="0"/>
+          <w:i w:val="0"/>
+        </w:rPr>
+        <w:t xml:space="preserve"> Un exceso en la letra se pierde en excepciones y compromete la credibilidad de todo el cobro; un defecto no destruye el título. La base del cálculo ($29.000.000) es el crédito que tomó la clienta: debe confirmarse cuánto se entregó efectivamente a los deudores (transferencias, consignaciones, pagos hechos por cuenta de ellos); si el banco desembolsó neto o la clienta retuvo algo, la letra se llena con lo entregado.</w:t>
       </w:r>
     </w:p>
     <w:p>
@@ -2103,7 +2176,7 @@
                 <w:i w:val="0"/>
                 <w:sz w:val="18"/>
               </w:rPr>
-              <w:t>Firma de la clienta como giradora en la letra y firma del poder; envío del poder en PDF desde su correo al correo djbc23@hotmail.com (guardar ese correo: se imprime y se anexa)</w:t>
+              <w:t>Firma de la clienta como giradora en la letra y firma del poder; envío del poder en PDF desde su correo al correo djbc23@hotmail.com (guardar ese correo: se imprime y se anexa). Si la clienta no tiene correo, usar la página 2 del poder (presentación personal ante notario, juez u oficina judicial de apoyo, art. 74 CGP)</w:t>
             </w:r>
           </w:p>
         </w:tc>
@@ -2141,7 +2214,7 @@
                 <w:i w:val="0"/>
                 <w:sz w:val="18"/>
               </w:rPr>
-              <w:t>Sin firma de giradora no hay título; sin correo de remisión, los juzgados inadmiten el poder</w:t>
+              <w:t>Sin firma de giradora no hay título; sin correo de remisión ni presentación personal, los juzgados inadmiten el poder</w:t>
             </w:r>
           </w:p>
         </w:tc>
@@ -2337,7 +2410,7 @@
                 <w:i w:val="0"/>
                 <w:sz w:val="18"/>
               </w:rPr>
-              <w:t>Confirmar que el correo djbc23@hotmail.com es el inscrito en el Registro Nacional de Abogados (SIRNA)</w:t>
+              <w:t>Confirmar que los correos djbc23@hotmail.com y Danielabotia_03@hotmail.com son los inscritos en el Registro Nacional de Abogados (SIRNA) para cada apoderado</w:t>
             </w:r>
           </w:p>
         </w:tc>
@@ -2356,7 +2429,7 @@
                 <w:i w:val="0"/>
                 <w:sz w:val="18"/>
               </w:rPr>
-              <w:t>Dr. Bernal</w:t>
+              <w:t>Dr. Bernal / Dra. Botia</w:t>
             </w:r>
           </w:p>
         </w:tc>
@@ -2375,7 +2448,7 @@
                 <w:i w:val="0"/>
                 <w:sz w:val="18"/>
               </w:rPr>
-              <w:t>Los juzgados inadmiten cuando el correo del poder no coincide con el del RNA</w:t>
+              <w:t>Art. 5 Ley 2213/2022: los juzgados inadmiten cuando el correo del poder no coincide con el del RNA</w:t>
             </w:r>
           </w:p>
         </w:tc>
@@ -2630,6 +2703,318 @@
                 <w:i w:val="0"/>
                 <w:sz w:val="18"/>
               </w:rPr>
+              <w:t>13</w:t>
+            </w:r>
+          </w:p>
+        </w:tc>
+        <w:tc>
+          <w:tcPr>
+            <w:tcW w:type="dxa" w:w="3798"/>
+          </w:tcPr>
+          <w:p>
+            <w:pPr>
+              <w:spacing w:after="40"/>
+            </w:pPr>
+            <w:r/>
+            <w:r>
+              <w:rPr>
+                <w:b w:val="0"/>
+                <w:i w:val="0"/>
+                <w:sz w:val="18"/>
+              </w:rPr>
+              <w:t>Aclarar el apunte de la libreta "1.500.000 se abonó a capital": ¿es parte de los $4.778.118 que la clienta aplicó a su crédito, o un abono adicional de los deudores?</w:t>
+            </w:r>
+          </w:p>
+        </w:tc>
+        <w:tc>
+          <w:tcPr>
+            <w:tcW w:type="dxa" w:w="1417"/>
+          </w:tcPr>
+          <w:p>
+            <w:pPr>
+              <w:spacing w:after="40"/>
+            </w:pPr>
+            <w:r/>
+            <w:r>
+              <w:rPr>
+                <w:b w:val="0"/>
+                <w:i w:val="0"/>
+                <w:sz w:val="18"/>
+              </w:rPr>
+              <w:t>Clienta</w:t>
+            </w:r>
+          </w:p>
+        </w:tc>
+        <w:tc>
+          <w:tcPr>
+            <w:tcW w:type="dxa" w:w="3402"/>
+          </w:tcPr>
+          <w:p>
+            <w:pPr>
+              <w:spacing w:after="40"/>
+            </w:pPr>
+            <w:r/>
+            <w:r>
+              <w:rPr>
+                <w:b w:val="0"/>
+                <w:i w:val="0"/>
+                <w:sz w:val="18"/>
+              </w:rPr>
+              <w:t>Si es adicional, la letra baja a $19.606.522 (escenario D). No llenar la letra sin resolverlo</w:t>
+            </w:r>
+          </w:p>
+        </w:tc>
+      </w:tr>
+      <w:tr>
+        <w:tc>
+          <w:tcPr>
+            <w:tcW w:type="dxa" w:w="454"/>
+          </w:tcPr>
+          <w:p>
+            <w:pPr>
+              <w:spacing w:after="40"/>
+            </w:pPr>
+            <w:r/>
+            <w:r>
+              <w:rPr>
+                <w:b w:val="0"/>
+                <w:i w:val="0"/>
+                <w:sz w:val="18"/>
+              </w:rPr>
+              <w:t>14</w:t>
+            </w:r>
+          </w:p>
+        </w:tc>
+        <w:tc>
+          <w:tcPr>
+            <w:tcW w:type="dxa" w:w="3798"/>
+          </w:tcPr>
+          <w:p>
+            <w:pPr>
+              <w:spacing w:after="40"/>
+            </w:pPr>
+            <w:r/>
+            <w:r>
+              <w:rPr>
+                <w:b w:val="0"/>
+                <w:i w:val="0"/>
+                <w:sz w:val="18"/>
+              </w:rPr>
+              <w:t>Reunir prueba de cuánto dinero se entregó efectivamente a Camilo y a María del Pilar (transferencias, consignaciones, retiros, pagos por cuenta de ellos) y del desembolso neto del Banco de Bogotá</w:t>
+            </w:r>
+          </w:p>
+        </w:tc>
+        <w:tc>
+          <w:tcPr>
+            <w:tcW w:type="dxa" w:w="1417"/>
+          </w:tcPr>
+          <w:p>
+            <w:pPr>
+              <w:spacing w:after="40"/>
+            </w:pPr>
+            <w:r/>
+            <w:r>
+              <w:rPr>
+                <w:b w:val="0"/>
+                <w:i w:val="0"/>
+                <w:sz w:val="18"/>
+              </w:rPr>
+              <w:t>Clienta / Abogados</w:t>
+            </w:r>
+          </w:p>
+        </w:tc>
+        <w:tc>
+          <w:tcPr>
+            <w:tcW w:type="dxa" w:w="3402"/>
+          </w:tcPr>
+          <w:p>
+            <w:pPr>
+              <w:spacing w:after="40"/>
+            </w:pPr>
+            <w:r/>
+            <w:r>
+              <w:rPr>
+                <w:b w:val="0"/>
+                <w:i w:val="0"/>
+                <w:sz w:val="18"/>
+              </w:rPr>
+              <w:t>La letra debe llenarse con lo entregado, no con el monto bruto del crédito; es la defensa frente al art. 784, num. 12, C. de Co.</w:t>
+            </w:r>
+          </w:p>
+        </w:tc>
+      </w:tr>
+      <w:tr>
+        <w:tc>
+          <w:tcPr>
+            <w:tcW w:type="dxa" w:w="454"/>
+          </w:tcPr>
+          <w:p>
+            <w:pPr>
+              <w:spacing w:after="40"/>
+            </w:pPr>
+            <w:r/>
+            <w:r>
+              <w:rPr>
+                <w:b w:val="0"/>
+                <w:i w:val="0"/>
+                <w:sz w:val="18"/>
+              </w:rPr>
+              <w:t>15</w:t>
+            </w:r>
+          </w:p>
+        </w:tc>
+        <w:tc>
+          <w:tcPr>
+            <w:tcW w:type="dxa" w:w="3798"/>
+          </w:tcPr>
+          <w:p>
+            <w:pPr>
+              <w:spacing w:after="40"/>
+            </w:pPr>
+            <w:r/>
+            <w:r>
+              <w:rPr>
+                <w:b w:val="0"/>
+                <w:i w:val="0"/>
+                <w:sz w:val="18"/>
+              </w:rPr>
+              <w:t>Reunir los chats donde la clienta pidió el pago y donde María del Pilar reconoce la deuda o anuncia abonos; NO enviar un requerimiento nuevo que la alerte antes del embargo</w:t>
+            </w:r>
+          </w:p>
+        </w:tc>
+        <w:tc>
+          <w:tcPr>
+            <w:tcW w:type="dxa" w:w="1417"/>
+          </w:tcPr>
+          <w:p>
+            <w:pPr>
+              <w:spacing w:after="40"/>
+            </w:pPr>
+            <w:r/>
+            <w:r>
+              <w:rPr>
+                <w:b w:val="0"/>
+                <w:i w:val="0"/>
+                <w:sz w:val="18"/>
+              </w:rPr>
+              <w:t>Clienta</w:t>
+            </w:r>
+          </w:p>
+        </w:tc>
+        <w:tc>
+          <w:tcPr>
+            <w:tcW w:type="dxa" w:w="3402"/>
+          </w:tcPr>
+          <w:p>
+            <w:pPr>
+              <w:spacing w:after="40"/>
+            </w:pPr>
+            <w:r/>
+            <w:r>
+              <w:rPr>
+                <w:b w:val="0"/>
+                <w:i w:val="0"/>
+                <w:sz w:val="18"/>
+              </w:rPr>
+              <w:t>Un vencimiento a 7 días es lícito (art. 622), pero si la deudora prueba que lo pactado era pagar por cuotas hasta 2032, alegará llenado contrario a las instrucciones respecto del vencimiento; la prueba del incumplimiento previo del plan de pagos neutraliza esa excepción</w:t>
+            </w:r>
+          </w:p>
+        </w:tc>
+      </w:tr>
+      <w:tr>
+        <w:tc>
+          <w:tcPr>
+            <w:tcW w:type="dxa" w:w="454"/>
+          </w:tcPr>
+          <w:p>
+            <w:pPr>
+              <w:spacing w:after="40"/>
+            </w:pPr>
+            <w:r/>
+            <w:r>
+              <w:rPr>
+                <w:b w:val="0"/>
+                <w:i w:val="0"/>
+                <w:sz w:val="18"/>
+              </w:rPr>
+              <w:t>16</w:t>
+            </w:r>
+          </w:p>
+        </w:tc>
+        <w:tc>
+          <w:tcPr>
+            <w:tcW w:type="dxa" w:w="3798"/>
+          </w:tcPr>
+          <w:p>
+            <w:pPr>
+              <w:spacing w:after="40"/>
+            </w:pPr>
+            <w:r/>
+            <w:r>
+              <w:rPr>
+                <w:b w:val="0"/>
+                <w:i w:val="0"/>
+                <w:sz w:val="18"/>
+              </w:rPr>
+              <w:t>Verificar en el certificado de tradición si el apartamento es vivienda de interés social adquirida con subsidio (patrimonio de familia por ministerio de la ley, Ley 9 de 1989, art. 60, y Ley 3 de 1991)</w:t>
+            </w:r>
+          </w:p>
+        </w:tc>
+        <w:tc>
+          <w:tcPr>
+            <w:tcW w:type="dxa" w:w="1417"/>
+          </w:tcPr>
+          <w:p>
+            <w:pPr>
+              <w:spacing w:after="40"/>
+            </w:pPr>
+            <w:r/>
+            <w:r>
+              <w:rPr>
+                <w:b w:val="0"/>
+                <w:i w:val="0"/>
+                <w:sz w:val="18"/>
+              </w:rPr>
+              <w:t>Abogados</w:t>
+            </w:r>
+          </w:p>
+        </w:tc>
+        <w:tc>
+          <w:tcPr>
+            <w:tcW w:type="dxa" w:w="3402"/>
+          </w:tcPr>
+          <w:p>
+            <w:pPr>
+              <w:spacing w:after="40"/>
+            </w:pPr>
+            <w:r/>
+            <w:r>
+              <w:rPr>
+                <w:b w:val="0"/>
+                <w:i w:val="0"/>
+                <w:sz w:val="18"/>
+              </w:rPr>
+              <w:t>Igual efecto que la afectación a vivienda familiar: impide el embargo</w:t>
+            </w:r>
+          </w:p>
+        </w:tc>
+      </w:tr>
+      <w:tr>
+        <w:tc>
+          <w:tcPr>
+            <w:tcW w:type="dxa" w:w="454"/>
+          </w:tcPr>
+          <w:p>
+            <w:pPr>
+              <w:spacing w:after="40"/>
+            </w:pPr>
+            <w:r/>
+            <w:r>
+              <w:rPr>
+                <w:b w:val="0"/>
+                <w:i w:val="0"/>
+                <w:sz w:val="18"/>
+              </w:rPr>
               <w:t>12</w:t>
             </w:r>
           </w:p>
@@ -2766,7 +3151,7 @@
           <w:b w:val="0"/>
           <w:i w:val="0"/>
         </w:rPr>
-        <w:t xml:space="preserve"> resuelto con la firma de la clienta como giradora (art. 621 C. de Co.) y el art. 676; respaldo en CSJ STC4164-2019 (M.P. Ariel Salazar Ramírez).</w:t>
+        <w:t xml:space="preserve"> resuelto con la firma de la clienta como giradora (art. 621 C. de Co.) y el art. 676. La CSJ STC4164-2019 (2-abr-2019, M.P. Ariel Salazar Ramírez) amparó a un acreedor cuya letra carecía de firma del girador en su espacio, señalando que cuando el deudor firma solo como aceptante se supone que hizo también de girador; se cita en la guía, no en la demanda, porque con la firma de la giradora el punto queda cerrado por la ley.</w:t>
       </w:r>
     </w:p>
     <w:p>
@@ -2822,7 +3207,63 @@
           <w:b w:val="0"/>
           <w:i w:val="0"/>
         </w:rPr>
-        <w:t xml:space="preserve"> como la acreedora es parte del mutuo, la deudora puede alegar que recibió menos o que pagó; por eso la cifra descuenta todos los abonos conocidos (art. 624 C. de Co.) y se conserva la prueba del desembolso y de las entregas.</w:t>
+        <w:t xml:space="preserve"> como la acreedora es parte del mutuo, la deudora puede alegar que recibió menos o que pagó; por eso la cifra descuenta todos los abonos conocidos (llenado estrictamente conforme a la autorización, art. 622, inc. 3) y se conserva la prueba del desembolso y de las entregas. Como co-aceptante responde por el total aunque el dinero lo haya recibido Camilo (art. 632); sus propios abonos de 2025 son reconocimiento de la deuda.</w:t>
+      </w:r>
+    </w:p>
+    <w:p>
+      <w:pPr>
+        <w:spacing w:after="120" w:before="0"/>
+        <w:ind w:left="425" w:hanging="283"/>
+        <w:jc w:val="both"/>
+      </w:pPr>
+      <w:r>
+        <w:rPr>
+          <w:b w:val="0"/>
+          <w:i w:val="0"/>
+        </w:rPr>
+        <w:t xml:space="preserve">– </w:t>
+      </w:r>
+      <w:r>
+        <w:rPr>
+          <w:b/>
+          <w:i w:val="0"/>
+        </w:rPr>
+        <w:t>Vencimiento a 7 días frente a un acuerdo de pago por cuotas:</w:t>
+      </w:r>
+      <w:r>
+        <w:rPr>
+          <w:b w:val="0"/>
+          <w:i w:val="0"/>
+        </w:rPr>
+        <w:t xml:space="preserve"> la excepción de llenado contrario a las instrucciones puede recaer sobre el vencimiento, no solo sobre el valor. Se neutraliza con la prueba del incumplimiento del plan de pagos (María del Pilar solo abonó $2.500.000 en 2025 y nada en 2026) y de los requerimientos previos (pendiente 15).</w:t>
+      </w:r>
+    </w:p>
+    <w:p>
+      <w:pPr>
+        <w:spacing w:after="120" w:before="0"/>
+        <w:ind w:left="425" w:hanging="283"/>
+        <w:jc w:val="both"/>
+      </w:pPr>
+      <w:r>
+        <w:rPr>
+          <w:b w:val="0"/>
+          <w:i w:val="0"/>
+        </w:rPr>
+        <w:t xml:space="preserve">– </w:t>
+      </w:r>
+      <w:r>
+        <w:rPr>
+          <w:b/>
+          <w:i w:val="0"/>
+        </w:rPr>
+        <w:t>Decisión estratégica que debe quedar por escrito con la clienta:</w:t>
+      </w:r>
+      <w:r>
+        <w:rPr>
+          <w:b w:val="0"/>
+          <w:i w:val="0"/>
+        </w:rPr>
+        <w:t xml:space="preserve"> los intereses que ella paga al banco (pasados y futuros, unos $11 millones) no van en la letra y su recuperación por otra vía es incierta; a cambio, la letra por capital insoluto se prueba con el desembolso, el título y los abonos, y los moratorios al tope legal cubren casi toda la cuota bancaria.</w:t>
       </w:r>
     </w:p>
     <w:p>
@@ -2962,7 +3403,7 @@
           <w:b w:val="0"/>
           <w:i w:val="0"/>
         </w:rPr>
-        <w:t xml:space="preserve"> un juzgado de Medellín inadmitió una demanda porque la fecha de la letra en los hechos no coincidía con el título (rad. 2021-00406). Antes de radicar, cotejar cada dato de la letra (número, fechas, valor, lugar) con los hechos 1 a 4 y con la pretensión primera.</w:t>
+        <w:t xml:space="preserve"> el Juzgado 28 Civil Municipal de Oralidad de Medellín inadmitió una demanda ejecutiva porque la fecha de la letra en los hechos no coincidía con el título (rad. 2021-00406, auto de 9-abr-2021, publicado en portalhistorico.ramajudicial.gov.co). Antes de radicar, cotejar cada dato de la letra (número, fechas, valor, lugar, textos preimpresos entrecomillados en el hecho 3) con los hechos 1 a 4 y con la pretensión primera.</w:t>
       </w:r>
     </w:p>
     <w:p>
@@ -3716,6 +4157,183 @@
           </w:p>
         </w:tc>
       </w:tr>
+      <w:tr>
+        <w:tc>
+          <w:tcPr>
+            <w:tcW w:type="dxa" w:w="3118"/>
+          </w:tcPr>
+          <w:p>
+            <w:pPr>
+              <w:spacing w:after="40"/>
+            </w:pPr>
+            <w:r/>
+            <w:r>
+              <w:rPr>
+                <w:b w:val="0"/>
+                <w:i w:val="0"/>
+                <w:sz w:val="18"/>
+              </w:rPr>
+              <w:t>7. "Superarlo configura usura y acarrea la pérdida de todos los intereses (art. 72, Ley 45 de 1990)"</w:t>
+            </w:r>
+          </w:p>
+        </w:tc>
+        <w:tc>
+          <w:tcPr>
+            <w:tcW w:type="dxa" w:w="3402"/>
+          </w:tcPr>
+          <w:p>
+            <w:pPr>
+              <w:spacing w:after="40"/>
+            </w:pPr>
+            <w:r/>
+            <w:r>
+              <w:rPr>
+                <w:b w:val="0"/>
+                <w:i w:val="0"/>
+                <w:sz w:val="18"/>
+              </w:rPr>
+              <w:t>El art. 72 de la Ley 45/1990 sanciona con la pérdida de los intereses cobrados EN EXCESO, aumentados en un monto igual; la pérdida de todos los intereses es la sanción del art. 884 C. de Co.</w:t>
+            </w:r>
+          </w:p>
+        </w:tc>
+        <w:tc>
+          <w:tcPr>
+            <w:tcW w:type="dxa" w:w="3118"/>
+          </w:tcPr>
+          <w:p>
+            <w:pPr>
+              <w:spacing w:after="40"/>
+            </w:pPr>
+            <w:r/>
+            <w:r>
+              <w:rPr>
+                <w:b w:val="0"/>
+                <w:i w:val="0"/>
+                <w:sz w:val="18"/>
+              </w:rPr>
+              <w:t>Redactar: "pérdida de los intereses cobrados en exceso aumentados en un monto igual (art. 72, Ley 45/1990), sin perjuicio del art. 884 C. de Co. y del delito de usura (art. 305 C.P.)".</w:t>
+            </w:r>
+          </w:p>
+        </w:tc>
+      </w:tr>
+      <w:tr>
+        <w:tc>
+          <w:tcPr>
+            <w:tcW w:type="dxa" w:w="3118"/>
+          </w:tcPr>
+          <w:p>
+            <w:pPr>
+              <w:spacing w:after="40"/>
+            </w:pPr>
+            <w:r/>
+            <w:r>
+              <w:rPr>
+                <w:b w:val="0"/>
+                <w:i w:val="0"/>
+                <w:sz w:val="18"/>
+              </w:rPr>
+              <w:t>9. Apunte "1.500.000 se abonó a capital"</w:t>
+            </w:r>
+          </w:p>
+        </w:tc>
+        <w:tc>
+          <w:tcPr>
+            <w:tcW w:type="dxa" w:w="3402"/>
+          </w:tcPr>
+          <w:p>
+            <w:pPr>
+              <w:spacing w:after="40"/>
+            </w:pPr>
+            <w:r/>
+            <w:r>
+              <w:rPr>
+                <w:b w:val="0"/>
+                <w:i w:val="0"/>
+                <w:sz w:val="18"/>
+              </w:rPr>
+              <w:t>La libreta lo resta de los abonos de Camilo (4.778.118 − 1.500.000 = 3.278.118). Puede ser dinero de esos mismos abonos aplicado por la clienta a su crédito (sin efecto) o un abono adicional (reduce la letra a $19.606.522).</w:t>
+            </w:r>
+          </w:p>
+        </w:tc>
+        <w:tc>
+          <w:tcPr>
+            <w:tcW w:type="dxa" w:w="3118"/>
+          </w:tcPr>
+          <w:p>
+            <w:pPr>
+              <w:spacing w:after="40"/>
+            </w:pPr>
+            <w:r/>
+            <w:r>
+              <w:rPr>
+                <w:b w:val="0"/>
+                <w:i w:val="0"/>
+                <w:sz w:val="18"/>
+              </w:rPr>
+              <w:t>Resolver con la clienta antes de llenar la letra (pendiente 13).</w:t>
+            </w:r>
+          </w:p>
+        </w:tc>
+      </w:tr>
+      <w:tr>
+        <w:tc>
+          <w:tcPr>
+            <w:tcW w:type="dxa" w:w="3118"/>
+          </w:tcPr>
+          <w:p>
+            <w:pPr>
+              <w:spacing w:after="40"/>
+            </w:pPr>
+            <w:r/>
+            <w:r>
+              <w:rPr>
+                <w:b w:val="0"/>
+                <w:i w:val="0"/>
+                <w:sz w:val="18"/>
+              </w:rPr>
+              <w:t>1. Tabla de errores, fila 3</w:t>
+            </w:r>
+          </w:p>
+        </w:tc>
+        <w:tc>
+          <w:tcPr>
+            <w:tcW w:type="dxa" w:w="3402"/>
+          </w:tcPr>
+          <w:p>
+            <w:pPr>
+              <w:spacing w:after="40"/>
+            </w:pPr>
+            <w:r/>
+            <w:r>
+              <w:rPr>
+                <w:b w:val="0"/>
+                <w:i w:val="0"/>
+                <w:sz w:val="18"/>
+              </w:rPr>
+              <w:t>La suma 1.200.118 + 2.500.000 = 3.700.118 es correcta aislada, pero con la corrección de la fila 2 (1.300.118) el resultado encadenado es $3.800.118 y el total $6.300.118, como dice el texto.</w:t>
+            </w:r>
+          </w:p>
+        </w:tc>
+        <w:tc>
+          <w:tcPr>
+            <w:tcW w:type="dxa" w:w="3118"/>
+          </w:tcPr>
+          <w:p>
+            <w:pPr>
+              <w:spacing w:after="40"/>
+            </w:pPr>
+            <w:r/>
+            <w:r>
+              <w:rPr>
+                <w:b w:val="0"/>
+                <w:i w:val="0"/>
+                <w:sz w:val="18"/>
+              </w:rPr>
+              <w:t>Ajustar la tabla para que muestre la cadena corregida y no dé pie a la contraparte.</w:t>
+            </w:r>
+          </w:p>
+        </w:tc>
+      </w:tr>
     </w:tbl>
     <w:p>
       <w:pPr>

--- a/caso-socorro-baron/GUIA_OPERATIVA_LETRA_Y_PENDIENTES.docx
+++ b/caso-socorro-baron/GUIA_OPERATIVA_LETRA_Y_PENDIENTES.docx
@@ -152,7 +152,7 @@
           <w:b w:val="0"/>
           <w:i w:val="0"/>
         </w:rPr>
-        <w:t xml:space="preserve"> Es aceptante y deudora solidaria (arts. 632 y 785 C. de Co.; art. 1571 C.C.), tiene inmueble (matrícula 260-64376) y salario (COMFAORIENTE). Demandar también al sobrino que vive en Europa obligaría a emplazamiento y curador ad litem (arts. 108 y 293 CGP) y retrasaría meses el mandamiento y las medidas. El poder deja abierta la ejecución contra él.</w:t>
+        <w:t xml:space="preserve"> Es aceptante y deudora solidaria (arts. 632 y 785 C. de Co.; art. 1571 C.C.), tiene inmueble (matrícula 260-64376) y salario (COMFAORIENTE). Demandar también al sobrino que vive en Europa obligaría a emplazamiento y curador ad litem (arts. 48 y 108 CGP) y retrasaría meses el mandamiento y las medidas. El poder deja abierta la ejecución contra él.</w:t>
       </w:r>
     </w:p>
     <w:p>
@@ -180,7 +180,7 @@
           <w:b w:val="0"/>
           <w:i w:val="0"/>
         </w:rPr>
-        <w:t xml:space="preserve"> proceso ejecutivo singular de mínima cuantía (capital inferior a 40 SMLMV = $70.036.200 en 2026, con SMLMV de $1.750.905 según Decreto 1469 de 2025), única instancia. En Cúcuta existen Juzgados Municipales de Pequeñas Causas y Competencia Múltiple (Juzgado 001, Calle 16 No. 12-06, barrio La Libertad; Juzgado 002, Ciudadela Juan Atalaya), y por el parágrafo del art. 17 CGP a ellos corresponde la mínima cuantía; por eso los escritos se dirigen al "Juez Municipal de Pequeñas Causas y Competencia Múltiple (o Civil Municipal) de San José de Cúcuta – Reparto". Nota: el Consejo de Estado suspendió en febrero de 2026 el decreto del salario mínimo y luego revocó la suspensión (abril de 2026); la cuantía no se afecta en ningún escenario porque el capital está muy por debajo del límite.</w:t>
+        <w:t xml:space="preserve"> proceso ejecutivo singular de mínima cuantía (capital inferior a 40 SMLMV = $70.036.200 en 2026, con SMLMV de $1.750.905 según Decreto 1469 de 2025), única instancia. En Cúcuta existen Juzgados Municipales de Pequeñas Causas y Competencia Múltiple (Juzgado 001, Calle 16 No. 12-06, barrio La Libertad; Juzgado 002, Ciudadela Juan Atalaya), y por el parágrafo del art. 17 CGP a ellos corresponde la mínima cuantía; por eso los escritos se dirigen al "Juez Municipal de Pequeñas Causas y Competencia Múltiple de San José de Cúcuta (Reparto)" y en Demanda en Línea se elige esa categoría. Si el reparto lo asigna a un Juzgado Civil Municipal, no hay problema: tiene la misma competencia (art. 17 CGP) y el juez admite la demanda aunque se haya indicado otra vía (art. 90 CGP). Nota: el Consejo de Estado suspendió en febrero de 2026 el decreto del salario mínimo y luego revocó la suspensión (abril de 2026); la cuantía no se afecta en ningún escenario porque el capital está muy por debajo del límite.</w:t>
       </w:r>
     </w:p>
     <w:p>
@@ -472,7 +472,7 @@
                 <w:i w:val="0"/>
                 <w:sz w:val="19"/>
               </w:rPr>
-              <w:t>Fecha: (fecha de creación)</w:t>
+              <w:t>Fecha: (fecha y lugar de creación)</w:t>
             </w:r>
           </w:p>
         </w:tc>
@@ -491,7 +491,7 @@
                 <w:i w:val="0"/>
                 <w:sz w:val="19"/>
               </w:rPr>
-              <w:t>1 de octubre de 2026</w:t>
+              <w:t>San José de Cúcuta, 1 de octubre de 2026</w:t>
             </w:r>
             <w:r>
               <w:rPr>
@@ -518,7 +518,7 @@
                 <w:i w:val="0"/>
                 <w:sz w:val="19"/>
               </w:rPr>
-              <w:t>Es la fecha en que el título queda creado (firma de la giradora). Una fecha anterior a la real sería un antedatado indebido.</w:t>
+              <w:t>Es la fecha en que el título queda creado (firma de la giradora). Se escribe también el lugar para que coincida con el hecho 1 de la demanda (art. 621, inc. final). Una fecha anterior a la real sería un antedatado indebido.</w:t>
             </w:r>
           </w:p>
         </w:tc>
@@ -611,7 +611,7 @@
                 <w:i w:val="0"/>
                 <w:sz w:val="19"/>
               </w:rPr>
-              <w:t>Nombre de los girados (aceptantes). Si no se obtiene el nombre del girado 1, escribir "el aceptante identificado con C.C. 1.090.487.307"; la ejecución contra María del Pilar no depende de ese dato.</w:t>
+              <w:t>Nombre de los girados (art. 671, num. 2). Transcribir el nombre de cada aceptante tal como él mismo lo escribió en su casilla; nunca inventar ni completar un nombre distinto. Si el girado 1 solo escribió cédula y firma, transcribir la firma tal como se lee seguida de la cédula. La ejecución contra María del Pilar no depende de ese dato.</w:t>
             </w:r>
           </w:p>
         </w:tc>
@@ -1061,7 +1061,7 @@
                 <w:i w:val="0"/>
                 <w:sz w:val="19"/>
               </w:rPr>
-              <w:t>DIRECCIÓN ACEPTANTES – 2</w:t>
+              <w:t>DIRECCIÓN ACEPTANTES 1 y 2</w:t>
             </w:r>
           </w:p>
         </w:tc>
@@ -1080,7 +1080,7 @@
                 <w:i w:val="0"/>
                 <w:sz w:val="19"/>
               </w:rPr>
-              <w:t>Calle 22 A # 4-101, Apto 102, Prados del Norte, Cúcuta</w:t>
+              <w:t>Dejar en blanco</w:t>
             </w:r>
           </w:p>
         </w:tc>
@@ -1099,7 +1099,7 @@
                 <w:i w:val="0"/>
                 <w:sz w:val="19"/>
               </w:rPr>
-              <w:t>Dirección de María del Pilar (la misma del inmueble). Casilla 1: la del girado 1 si se conoce; si no, dejar en blanco.</w:t>
+              <w:t>Están dentro del bloque de los aceptantes: escribirlas con otra caligrafía evidenciaría dos manos en ese bloque. No son requisito del título (art. 671); la dirección va en la demanda.</w:t>
             </w:r>
           </w:p>
         </w:tc>
@@ -1139,7 +1139,7 @@
                 <w:i w:val="0"/>
                 <w:sz w:val="19"/>
               </w:rPr>
-              <w:t>Celular de María del Pilar, si se conoce</w:t>
+              <w:t>Dejar en blanco</w:t>
             </w:r>
           </w:p>
         </w:tc>
@@ -1158,7 +1158,7 @@
                 <w:i w:val="0"/>
                 <w:sz w:val="19"/>
               </w:rPr>
-              <w:t>Opcional.</w:t>
+              <w:t>Misma razón.</w:t>
             </w:r>
           </w:p>
         </w:tc>
@@ -1206,7 +1206,7 @@
                 <w:i w:val="0"/>
                 <w:sz w:val="19"/>
               </w:rPr>
-              <w:t xml:space="preserve"> y debajo "C.C. 27.682.014"</w:t>
+              <w:t xml:space="preserve"> (la misma de su cédula), debajo su nombre en letra de imprenta y "C.C. 27.682.014"</w:t>
             </w:r>
           </w:p>
         </w:tc>
@@ -1320,7 +1320,7 @@
           <w:b w:val="0"/>
           <w:i w:val="0"/>
         </w:rPr>
-        <w:t xml:space="preserve"> 1 de octubre: la clienta firma la letra como giradora y firma el poder (y lo envía desde su correo). 1 a 3 de octubre: obtener el certificado de tradición de la matrícula 260-64376 y revisar anotaciones. 8 de octubre: vencimiento. </w:t>
+        <w:t xml:space="preserve"> 1 de octubre: la clienta firma la letra como giradora y firma el poder (y lo envía desde su correo). 1 a 3 de octubre: obtener el certificado de tradición de la matrícula 260-64376 y revisar anotaciones (si la radicación se aplaza, pedirlo de nuevo: debe tener menos de 30 días al radicar). 8 de octubre: vencimiento. </w:t>
       </w:r>
       <w:r>
         <w:rPr>
@@ -2136,7 +2136,7 @@
                 <w:i w:val="0"/>
                 <w:sz w:val="18"/>
               </w:rPr>
-              <w:t>Poder por mensaje de datos (art. 5, Ley 2213/2022) y notificaciones. Si no tiene correo, el poder se otorga con presentación personal ante notario (página 2 del poder)</w:t>
+              <w:t>Poder por mensaje de datos (art. 5, Ley 2213/2022) y notificaciones. Si no tiene correo, el poder se otorga con presentación personal ante notario (ver pendiente 5)</w:t>
             </w:r>
           </w:p>
         </w:tc>
@@ -2176,7 +2176,7 @@
                 <w:i w:val="0"/>
                 <w:sz w:val="18"/>
               </w:rPr>
-              <w:t>Firma de la clienta como giradora en la letra y firma del poder; envío del poder en PDF desde su correo al correo djbc23@hotmail.com (guardar ese correo: se imprime y se anexa). Si la clienta no tiene correo, usar la página 2 del poder (presentación personal ante notario, juez u oficina judicial de apoyo, art. 74 CGP)</w:t>
+              <w:t>Firma de la clienta como giradora en la letra y firma del poder; envío del poder en PDF desde su correo al correo djbc23@hotmail.com (guardar ese correo: se imprime y se anexa). Si la clienta no tiene correo, reemplazar en el poder el párrafo "FORMA DE OTORGAMIENTO" por: "El presente poder se otorga con presentación personal ante notario" y hacer la diligencia de presentación personal ante notario, juez u oficina judicial de apoyo (art. 74 CGP)</w:t>
             </w:r>
           </w:p>
         </w:tc>
@@ -2332,7 +2332,7 @@
                 <w:i w:val="0"/>
                 <w:sz w:val="18"/>
               </w:rPr>
-              <w:t>Obtener el certificado de existencia y representación de COMFAORIENTE (Cámara de Comercio de Cúcuta) para tomar el correo de notificaciones judiciales; NIT y dirección ya verificados</w:t>
+              <w:t>Obtener el correo de notificaciones judiciales de COMFAORIENTE (página web comfaoriente.com, sección de contacto o notificaciones judiciales, o llamando al PBX 607 574 8880; las cajas de compensación no se inscriben en Cámara de Comercio); NIT y dirección ya verificados</w:t>
             </w:r>
           </w:p>
         </w:tc>
@@ -2410,7 +2410,7 @@
                 <w:i w:val="0"/>
                 <w:sz w:val="18"/>
               </w:rPr>
-              <w:t>Confirmar que los correos djbc23@hotmail.com y Danielabotia_03@hotmail.com son los inscritos en el Registro Nacional de Abogados (SIRNA) para cada apoderado</w:t>
+              <w:t>Confirmar que los correos djbc23@hotmail.com y danielabotia_03@hotmail.com son los inscritos en el Registro Nacional de Abogados (SIRNA) para cada apoderado</w:t>
             </w:r>
           </w:p>
         </w:tc>
@@ -2683,6 +2683,84 @@
                 <w:sz w:val="18"/>
               </w:rPr>
               <w:t>Anexo opcional; facilita la liquidación</w:t>
+            </w:r>
+          </w:p>
+        </w:tc>
+      </w:tr>
+      <w:tr>
+        <w:tc>
+          <w:tcPr>
+            <w:tcW w:type="dxa" w:w="454"/>
+          </w:tcPr>
+          <w:p>
+            <w:pPr>
+              <w:spacing w:after="40"/>
+            </w:pPr>
+            <w:r/>
+            <w:r>
+              <w:rPr>
+                <w:b w:val="0"/>
+                <w:i w:val="0"/>
+                <w:sz w:val="18"/>
+              </w:rPr>
+              <w:t>12</w:t>
+            </w:r>
+          </w:p>
+        </w:tc>
+        <w:tc>
+          <w:tcPr>
+            <w:tcW w:type="dxa" w:w="3798"/>
+          </w:tcPr>
+          <w:p>
+            <w:pPr>
+              <w:spacing w:after="40"/>
+            </w:pPr>
+            <w:r/>
+            <w:r>
+              <w:rPr>
+                <w:b w:val="0"/>
+                <w:i w:val="0"/>
+                <w:sz w:val="18"/>
+              </w:rPr>
+              <w:t>Guardar y organizar la prueba del negocio causal: desembolso del crédito de libranza (marzo 2023), transferencias o entregas a los deudores, chats de WhatsApp, libreta, recibos de Remitly, extracto de aplicación de pagos del Banco de Bogotá</w:t>
+            </w:r>
+          </w:p>
+        </w:tc>
+        <w:tc>
+          <w:tcPr>
+            <w:tcW w:type="dxa" w:w="1417"/>
+          </w:tcPr>
+          <w:p>
+            <w:pPr>
+              <w:spacing w:after="40"/>
+            </w:pPr>
+            <w:r/>
+            <w:r>
+              <w:rPr>
+                <w:b w:val="0"/>
+                <w:i w:val="0"/>
+                <w:sz w:val="18"/>
+              </w:rPr>
+              <w:t>Clienta / Abogados</w:t>
+            </w:r>
+          </w:p>
+        </w:tc>
+        <w:tc>
+          <w:tcPr>
+            <w:tcW w:type="dxa" w:w="3402"/>
+          </w:tcPr>
+          <w:p>
+            <w:pPr>
+              <w:spacing w:after="40"/>
+            </w:pPr>
+            <w:r/>
+            <w:r>
+              <w:rPr>
+                <w:b w:val="0"/>
+                <w:i w:val="0"/>
+                <w:sz w:val="18"/>
+              </w:rPr>
+              <w:t>No se anexan a la demanda; se usan para replicar las excepciones de negocio causal (art. 784, num. 12, C. de Co.), pago o llenado abusivo</w:t>
             </w:r>
           </w:p>
         </w:tc>
@@ -2999,84 +3077,6 @@
           </w:p>
         </w:tc>
       </w:tr>
-      <w:tr>
-        <w:tc>
-          <w:tcPr>
-            <w:tcW w:type="dxa" w:w="454"/>
-          </w:tcPr>
-          <w:p>
-            <w:pPr>
-              <w:spacing w:after="40"/>
-            </w:pPr>
-            <w:r/>
-            <w:r>
-              <w:rPr>
-                <w:b w:val="0"/>
-                <w:i w:val="0"/>
-                <w:sz w:val="18"/>
-              </w:rPr>
-              <w:t>12</w:t>
-            </w:r>
-          </w:p>
-        </w:tc>
-        <w:tc>
-          <w:tcPr>
-            <w:tcW w:type="dxa" w:w="3798"/>
-          </w:tcPr>
-          <w:p>
-            <w:pPr>
-              <w:spacing w:after="40"/>
-            </w:pPr>
-            <w:r/>
-            <w:r>
-              <w:rPr>
-                <w:b w:val="0"/>
-                <w:i w:val="0"/>
-                <w:sz w:val="18"/>
-              </w:rPr>
-              <w:t>Guardar y organizar la prueba del negocio causal: desembolso del crédito de libranza (marzo 2023), transferencias o entregas a los deudores, chats de WhatsApp, libreta, recibos de Remitly, extracto de aplicación de pagos del Banco de Bogotá</w:t>
-            </w:r>
-          </w:p>
-        </w:tc>
-        <w:tc>
-          <w:tcPr>
-            <w:tcW w:type="dxa" w:w="1417"/>
-          </w:tcPr>
-          <w:p>
-            <w:pPr>
-              <w:spacing w:after="40"/>
-            </w:pPr>
-            <w:r/>
-            <w:r>
-              <w:rPr>
-                <w:b w:val="0"/>
-                <w:i w:val="0"/>
-                <w:sz w:val="18"/>
-              </w:rPr>
-              <w:t>Clienta / Abogados</w:t>
-            </w:r>
-          </w:p>
-        </w:tc>
-        <w:tc>
-          <w:tcPr>
-            <w:tcW w:type="dxa" w:w="3402"/>
-          </w:tcPr>
-          <w:p>
-            <w:pPr>
-              <w:spacing w:after="40"/>
-            </w:pPr>
-            <w:r/>
-            <w:r>
-              <w:rPr>
-                <w:b w:val="0"/>
-                <w:i w:val="0"/>
-                <w:sz w:val="18"/>
-              </w:rPr>
-              <w:t>No se anexan a la demanda; se usan para replicar las excepciones de negocio causal (art. 784, num. 12, C. de Co.), pago o llenado abusivo</w:t>
-            </w:r>
-          </w:p>
-        </w:tc>
-      </w:tr>
     </w:tbl>
     <w:p>
       <w:pPr>
@@ -3319,7 +3319,7 @@
           <w:b w:val="0"/>
           <w:i w:val="0"/>
         </w:rPr>
-        <w:t xml:space="preserve"> solo la quinta parte del excedente del salario mínimo (arts. 154-156 CST; art. 594, num. 1, CGP; Corte Constitucional T-891 de 2013).</w:t>
+        <w:t xml:space="preserve"> solo la quinta parte del excedente del salario mínimo (arts. 154-156 CST; art. 594 CGP; Corte Constitucional T-891 de 2013).</w:t>
       </w:r>
     </w:p>
     <w:p>
@@ -4366,6 +4366,20 @@
           <w:b w:val="0"/>
           <w:i w:val="0"/>
         </w:rPr>
+        <w:t>– La solicitud de medidas cautelares se carga como archivo PDF separado (nombre sugerido: "RESERVADO – Solicitud de medidas cautelares"), no como anexo de la demanda.</w:t>
+      </w:r>
+    </w:p>
+    <w:p>
+      <w:pPr>
+        <w:spacing w:after="120" w:before="0"/>
+        <w:ind w:left="425" w:hanging="283"/>
+        <w:jc w:val="both"/>
+      </w:pPr>
+      <w:r>
+        <w:rPr>
+          <w:b w:val="0"/>
+          <w:i w:val="0"/>
+        </w:rPr>
         <w:t xml:space="preserve">– Radicación: ventanilla virtual </w:t>
       </w:r>
       <w:r>
@@ -4408,7 +4422,7 @@
           <w:b w:val="0"/>
           <w:i w:val="0"/>
         </w:rPr>
-        <w:t>– COMFAORIENTE: Caja de Compensación Familiar del Oriente Colombiano, NIT 890.500.675-6, Avenida 2 No. 13-75, Barrio La Playa, Edificio Comfaoriente, Cúcuta; PBX (607) 574 8880. Falta el correo de notificaciones judiciales: tomarlo del certificado de existencia y representación (Cámara de Comercio de Cúcuta).</w:t>
+        <w:t>– COMFAORIENTE: Caja de Compensación Familiar del Oriente Colombiano, NIT 890.500.675-6, Avenida 2 No. 13-75, Barrio La Playa, Edificio Comfaoriente, Cúcuta; PBX (607) 574 8880. Falta el correo de notificaciones judiciales (pendiente 7).</w:t>
       </w:r>
     </w:p>
     <w:p>
